--- a/Puiutu_Game_Lore.docx
+++ b/Puiutu_Game_Lore.docx
@@ -553,7 +553,7 @@
           <w:sz w:val="28"/>
           <w:szCs w:val="28"/>
         </w:rPr>
-        <w:t xml:space="preserve">2.1 Rattania — Federatia Mousekevitchiana</w:t>
+        <w:t xml:space="preserve">2.1 Rat Federation — Federatia Mousekevitchiana</w:t>
       </w:r>
     </w:p>
     <w:p>
@@ -692,7 +692,7 @@
           <w:sz w:val="22"/>
           <w:szCs w:val="22"/>
         </w:rPr>
-        <w:t xml:space="preserve">Se numeste oficial 'Republica Populara Rattania' — democratic in nume</w:t>
+        <w:t xml:space="preserve">Se numeste oficial 'Rat Federation' — democratic in nume</w:t>
       </w:r>
     </w:p>
     <w:p>
@@ -719,7 +719,7 @@
           <w:sz w:val="22"/>
           <w:szCs w:val="22"/>
         </w:rPr>
-        <w:t xml:space="preserve">Rattania nu e pur si simplu rea. Are o poveste de resentiment cu un sambure de adevar, distorsionat in instrument de ura si putere.</w:t>
+        <w:t xml:space="preserve">Rat Federation nu e pur si simplu rea. Are o poveste de resentiment cu un sambure de adevar, distorsionat in instrument de ura si putere.</w:t>
       </w:r>
     </w:p>
     <w:p>
@@ -1811,7 +1811,7 @@
                 <w:sz w:val="20"/>
                 <w:szCs w:val="20"/>
               </w:rPr>
-              <w:t xml:space="preserve">Imprumuta Rattaniei SA construiasca armata</w:t>
+              <w:t xml:space="preserve">Imprumuta Rat Federation SA construiasca armata</w:t>
             </w:r>
           </w:p>
         </w:tc>
@@ -3290,7 +3290,7 @@
           <w:sz w:val="22"/>
           <w:szCs w:val="22"/>
         </w:rPr>
-        <w:t xml:space="preserve">The Sty nu iti fura libertatea direct. Iti vand iluzii de alegere. Rattania sau Feline Accord. Dreapta sau stanga. Niciodata: 'poate ambele sunt gresite.' Puiutu e periculos nu pentru ca e puternic — ci pentru ca a vazut a treia optiune si refuza sa cumpere niciuna din iluziile oferite.</w:t>
+        <w:t xml:space="preserve">The Sty nu iti fura libertatea direct. Iti vand iluzii de alegere. Rat Federation sau Feline Accord. Dreapta sau stanga. Niciodata: 'poate ambele sunt gresite.' Puiutu e periculos nu pentru ca e puternic — ci pentru ca a vazut a treia optiune si refuza sa cumpere niciuna din iluziile oferite.</w:t>
       </w:r>
     </w:p>
     <w:p>
@@ -3476,7 +3476,7 @@
           <w:sz w:val="22"/>
           <w:szCs w:val="22"/>
         </w:rPr>
-        <w:t xml:space="preserve">In Rattania: ordine si mandrie dar si teroare subtila. Sobolani care soptesc ce gandesc</w:t>
+        <w:t xml:space="preserve">In Rat Federation: ordine si mandrie dar si teroare subtila. Sobolani care soptesc ce gandesc</w:t>
       </w:r>
     </w:p>
     <w:p>
@@ -3641,7 +3641,7 @@
           <w:sz w:val="22"/>
           <w:szCs w:val="22"/>
         </w:rPr>
-        <w:t xml:space="preserve">Rattania: 'e un agent globalist'</w:t>
+        <w:t xml:space="preserve">Rat Federation: 'e un agent globalist'</w:t>
       </w:r>
     </w:p>
     <w:p>
@@ -3932,7 +3932,7 @@
           <w:sz w:val="22"/>
           <w:szCs w:val="22"/>
         </w:rPr>
-        <w:t xml:space="preserve">"Rattus Magnus inca conduce Rattania."</w:t>
+        <w:t xml:space="preserve">"Rattus Magnus inca conduce Rat Federation."</w:t>
       </w:r>
     </w:p>
     <w:p>
@@ -4766,7 +4766,7 @@
                 <w:sz w:val="20"/>
                 <w:szCs w:val="20"/>
               </w:rPr>
-              <w:t xml:space="preserve">Rattania / Federatia Mousekevitchiana</w:t>
+              <w:t xml:space="preserve">Rat Federation / Federatia Mousekevitchiana</w:t>
             </w:r>
           </w:p>
         </w:tc>

--- a/Puiutu_Game_Lore.docx
+++ b/Puiutu_Game_Lore.docx
@@ -743,7 +743,7 @@
           <w:sz w:val="28"/>
           <w:szCs w:val="28"/>
         </w:rPr>
-        <w:t xml:space="preserve">2.2 Feline Accord — United Cat States (UCS) &amp; Feline Union (FU)</w:t>
+        <w:t xml:space="preserve">2.2 Feline Union — United Cat States (UCS) &amp; Feline Union (FU)</w:t>
       </w:r>
     </w:p>
     <w:p>
@@ -1867,7 +1867,7 @@
                 <w:sz w:val="20"/>
                 <w:szCs w:val="20"/>
               </w:rPr>
-              <w:t xml:space="preserve">Imprumuta Feline Accord SA raspunda militar</w:t>
+              <w:t xml:space="preserve">Imprumuta Feline Union SA raspunda militar</w:t>
             </w:r>
           </w:p>
         </w:tc>
@@ -3290,7 +3290,7 @@
           <w:sz w:val="22"/>
           <w:szCs w:val="22"/>
         </w:rPr>
-        <w:t xml:space="preserve">The Sty nu iti fura libertatea direct. Iti vand iluzii de alegere. Rat Federation sau Feline Accord. Dreapta sau stanga. Niciodata: 'poate ambele sunt gresite.' Puiutu e periculos nu pentru ca e puternic — ci pentru ca a vazut a treia optiune si refuza sa cumpere niciuna din iluziile oferite.</w:t>
+        <w:t xml:space="preserve">The Sty nu iti fura libertatea direct. Iti vand iluzii de alegere. Rat Federation sau Feline Union. Dreapta sau stanga. Niciodata: 'poate ambele sunt gresite.' Puiutu e periculos nu pentru ca e puternic — ci pentru ca a vazut a treia optiune si refuza sa cumpere niciuna din iluziile oferite.</w:t>
       </w:r>
     </w:p>
     <w:p>
@@ -3493,7 +3493,7 @@
           <w:sz w:val="22"/>
           <w:szCs w:val="22"/>
         </w:rPr>
-        <w:t xml:space="preserve">In Feline Accord: libertate si prosperitate dar vid cultural si control soft</w:t>
+        <w:t xml:space="preserve">In Feline Union: libertate si prosperitate dar vid cultural si control soft</w:t>
       </w:r>
     </w:p>
     <w:p>
@@ -3658,7 +3658,7 @@
           <w:sz w:val="22"/>
           <w:szCs w:val="22"/>
         </w:rPr>
-        <w:t xml:space="preserve">Feline Accord: 'e un nationalist periculos'</w:t>
+        <w:t xml:space="preserve">Feline Union: 'e un nationalist periculos'</w:t>
       </w:r>
     </w:p>
     <w:p>
